--- a/public/tours/domestic/south_india/itineraries/6 Days Kerala Grand Tour.docx
+++ b/public/tours/domestic/south_india/itineraries/6 Days Kerala Grand Tour.docx
@@ -1,6 +1,6 @@
 
 <file path=word/document.xml><?xml version="1.0" encoding="utf-8"?>
-<w:document xmlns:wpc="http://schemas.microsoft.com/office/word/2010/wordprocessingCanvas" xmlns:cx="http://schemas.microsoft.com/office/drawing/2014/chartex" xmlns:cx1="http://schemas.microsoft.com/office/drawing/2015/9/8/chartex" xmlns:cx2="http://schemas.microsoft.com/office/drawing/2015/10/21/chartex" xmlns:cx3="http://schemas.microsoft.com/office/drawing/2016/5/9/chartex" xmlns:cx4="http://schemas.microsoft.com/office/drawing/2016/5/10/chartex" xmlns:cx5="http://schemas.microsoft.com/office/drawing/2016/5/11/chartex" xmlns:cx6="http://schemas.microsoft.com/office/drawing/2016/5/12/chartex" xmlns:cx7="http://schemas.microsoft.com/office/drawing/2016/5/13/chartex" xmlns:cx8="http://schemas.microsoft.com/office/drawing/2016/5/14/chartex" xmlns:mc="http://schemas.openxmlformats.org/markup-compatibility/2006" xmlns:aink="http://schemas.microsoft.com/office/drawing/2016/ink" xmlns:am3d="http://schemas.microsoft.com/office/drawing/2017/model3d" xmlns:o="urn:schemas-microsoft-com:office:office" xmlns:oel="http://schemas.microsoft.com/office/2019/extlst" xmlns:r="http://schemas.openxmlformats.org/officeDocument/2006/relationships" xmlns:m="http://schemas.openxmlformats.org/officeDocument/2006/math" xmlns:v="urn:schemas-microsoft-com:vml" xmlns:wp14="http://schemas.microsoft.com/office/word/2010/wordprocessingDrawing" xmlns:wp="http://schemas.openxmlformats.org/drawingml/2006/wordprocessingDrawing" xmlns:w10="urn:schemas-microsoft-com:office:word" xmlns:w="http://schemas.openxmlformats.org/wordprocessingml/2006/main" xmlns:w14="http://schemas.microsoft.com/office/word/2010/wordml" xmlns:w15="http://schemas.microsoft.com/office/word/2012/wordml" xmlns:w16cex="http://schemas.microsoft.com/office/word/2018/wordml/cex" xmlns:w16cid="http://schemas.microsoft.com/office/word/2016/wordml/cid" xmlns:w16="http://schemas.microsoft.com/office/word/2018/wordml" xmlns:w16du="http://schemas.microsoft.com/office/word/2023/wordml/word16du" xmlns:w16sdtdh="http://schemas.microsoft.com/office/word/2020/wordml/sdtdatahash" xmlns:w16sdtfl="http://schemas.microsoft.com/office/word/2024/wordml/sdtformatlock" xmlns:w16se="http://schemas.microsoft.com/office/word/2015/wordml/symex" xmlns:wpg="http://schemas.microsoft.com/office/word/2010/wordprocessingGroup" xmlns:wpi="http://schemas.microsoft.com/office/word/2010/wordprocessingInk" xmlns:wne="http://schemas.microsoft.com/office/word/2006/wordml" xmlns:wps="http://schemas.microsoft.com/office/word/2010/wordprocessingShape" mc:Ignorable="w14 w15 w16se w16cid w16 w16cex w16sdtdh w16sdtfl w16du wp14">
+<w:document xmlns:wpc="http://schemas.microsoft.com/office/word/2010/wordprocessingCanvas" xmlns:cx="http://schemas.microsoft.com/office/drawing/2014/chartex" xmlns:cx1="http://schemas.microsoft.com/office/drawing/2015/9/8/chartex" xmlns:cx2="http://schemas.microsoft.com/office/drawing/2015/10/21/chartex" xmlns:cx3="http://schemas.microsoft.com/office/drawing/2016/5/9/chartex" xmlns:cx4="http://schemas.microsoft.com/office/drawing/2016/5/10/chartex" xmlns:cx5="http://schemas.microsoft.com/office/drawing/2016/5/11/chartex" xmlns:cx6="http://schemas.microsoft.com/office/drawing/2016/5/12/chartex" xmlns:cx7="http://schemas.microsoft.com/office/drawing/2016/5/13/chartex" xmlns:cx8="http://schemas.microsoft.com/office/drawing/2016/5/14/chartex" xmlns:mc="http://schemas.openxmlformats.org/markup-compatibility/2006" xmlns:aink="http://schemas.microsoft.com/office/drawing/2016/ink" xmlns:am3d="http://schemas.microsoft.com/office/drawing/2017/model3d" xmlns:o="urn:schemas-microsoft-com:office:office" xmlns:r="http://schemas.openxmlformats.org/officeDocument/2006/relationships" xmlns:m="http://schemas.openxmlformats.org/officeDocument/2006/math" xmlns:v="urn:schemas-microsoft-com:vml" xmlns:wp14="http://schemas.microsoft.com/office/word/2010/wordprocessingDrawing" xmlns:wp="http://schemas.openxmlformats.org/drawingml/2006/wordprocessingDrawing" xmlns:w10="urn:schemas-microsoft-com:office:word" xmlns:w="http://schemas.openxmlformats.org/wordprocessingml/2006/main" xmlns:w14="http://schemas.microsoft.com/office/word/2010/wordml" xmlns:w15="http://schemas.microsoft.com/office/word/2012/wordml" xmlns:w16cid="http://schemas.microsoft.com/office/word/2016/wordml/cid" xmlns:w16se="http://schemas.microsoft.com/office/word/2015/wordml/symex" xmlns:wpg="http://schemas.microsoft.com/office/word/2010/wordprocessingGroup" xmlns:wpi="http://schemas.microsoft.com/office/word/2010/wordprocessingInk" xmlns:wne="http://schemas.microsoft.com/office/word/2006/wordml" xmlns:wps="http://schemas.microsoft.com/office/word/2010/wordprocessingShape" mc:Ignorable="w14 w15 w16se w16cid wp14">
   <w:body>
     <w:p>
       <w:pPr>
@@ -31,6 +31,30 @@
           <v:rect id="_x0000_i1025" style="width:0;height:1.5pt" o:hralign="center" o:hrstd="t" o:hr="t" fillcolor="#a0a0a0" stroked="f"/>
         </w:pict>
       </w:r>
+    </w:p>
+    <w:p>
+      <w:pPr>
+        <w:rPr>
+          <w:rFonts w:ascii="Arial" w:hAnsi="Arial" w:cs="Arial"/>
+          <w:b/>
+          <w:bCs/>
+          <w:sz w:val="20"/>
+          <w:szCs w:val="20"/>
+          <w:lang w:val="en-IN"/>
+        </w:rPr>
+      </w:pPr>
+    </w:p>
+    <w:p>
+      <w:pPr>
+        <w:rPr>
+          <w:rFonts w:ascii="Arial" w:hAnsi="Arial" w:cs="Arial"/>
+          <w:sz w:val="20"/>
+          <w:szCs w:val="20"/>
+          <w:lang w:val="en-IN"/>
+        </w:rPr>
+      </w:pPr>
+      <w:bookmarkStart w:id="0" w:name="_GoBack"/>
+      <w:bookmarkEnd w:id="0"/>
       <w:r>
         <w:rPr>
           <w:rFonts w:ascii="Arial" w:hAnsi="Arial" w:cs="Arial"/>
@@ -102,47 +126,7 @@
           <w:szCs w:val="20"/>
           <w:lang w:val="en-IN"/>
         </w:rPr>
-        <w:t xml:space="preserve">Visit the picturesque Munnar hills with tea plantations and waterfalls, explore wildlife and spice plantations in </w:t>
-      </w:r>
-      <w:proofErr w:type="spellStart"/>
-      <w:r>
-        <w:rPr>
-          <w:rFonts w:ascii="Arial" w:hAnsi="Arial" w:cs="Arial"/>
-          <w:sz w:val="20"/>
-          <w:szCs w:val="20"/>
-          <w:lang w:val="en-IN"/>
-        </w:rPr>
-        <w:t>Thekkady</w:t>
-      </w:r>
-      <w:proofErr w:type="spellEnd"/>
-      <w:r>
-        <w:rPr>
-          <w:rFonts w:ascii="Arial" w:hAnsi="Arial" w:cs="Arial"/>
-          <w:sz w:val="20"/>
-          <w:szCs w:val="20"/>
-          <w:lang w:val="en-IN"/>
-        </w:rPr>
-        <w:t xml:space="preserve">, experience the serene meadows and pine forests of </w:t>
-      </w:r>
-      <w:proofErr w:type="spellStart"/>
-      <w:r>
-        <w:rPr>
-          <w:rFonts w:ascii="Arial" w:hAnsi="Arial" w:cs="Arial"/>
-          <w:sz w:val="20"/>
-          <w:szCs w:val="20"/>
-          <w:lang w:val="en-IN"/>
-        </w:rPr>
-        <w:t>Vagamon</w:t>
-      </w:r>
-      <w:proofErr w:type="spellEnd"/>
-      <w:r>
-        <w:rPr>
-          <w:rFonts w:ascii="Arial" w:hAnsi="Arial" w:cs="Arial"/>
-          <w:sz w:val="20"/>
-          <w:szCs w:val="20"/>
-          <w:lang w:val="en-IN"/>
-        </w:rPr>
-        <w:t>, and enjoy the backwater beauty of Alleppey with an optional houseboat stay.</w:t>
+        <w:t>Visit the picturesque Munnar hills with tea plantations and waterfalls, explore wildlife and spice plantations in Thekkady, experience the serene meadows and pine forests of Vagamon, and enjoy the backwater beauty of Alleppey with an optional houseboat stay.</w:t>
       </w:r>
       <w:r>
         <w:rPr>
@@ -202,47 +186,7 @@
           <w:lang w:val="en-IN"/>
         </w:rPr>
         <w:br/>
-        <w:t xml:space="preserve">Hotel </w:t>
-      </w:r>
-      <w:proofErr w:type="spellStart"/>
-      <w:r>
-        <w:rPr>
-          <w:rFonts w:ascii="Arial" w:hAnsi="Arial" w:cs="Arial"/>
-          <w:sz w:val="20"/>
-          <w:szCs w:val="20"/>
-          <w:lang w:val="en-IN"/>
-        </w:rPr>
-        <w:t>Livinns</w:t>
-      </w:r>
-      <w:proofErr w:type="spellEnd"/>
-      <w:r>
-        <w:rPr>
-          <w:rFonts w:ascii="Arial" w:hAnsi="Arial" w:cs="Arial"/>
-          <w:sz w:val="20"/>
-          <w:szCs w:val="20"/>
-          <w:lang w:val="en-IN"/>
-        </w:rPr>
-        <w:t xml:space="preserve"> / </w:t>
-      </w:r>
-      <w:proofErr w:type="spellStart"/>
-      <w:r>
-        <w:rPr>
-          <w:rFonts w:ascii="Arial" w:hAnsi="Arial" w:cs="Arial"/>
-          <w:sz w:val="20"/>
-          <w:szCs w:val="20"/>
-          <w:lang w:val="en-IN"/>
-        </w:rPr>
-        <w:t>Periyar</w:t>
-      </w:r>
-      <w:proofErr w:type="spellEnd"/>
-      <w:r>
-        <w:rPr>
-          <w:rFonts w:ascii="Arial" w:hAnsi="Arial" w:cs="Arial"/>
-          <w:sz w:val="20"/>
-          <w:szCs w:val="20"/>
-          <w:lang w:val="en-IN"/>
-        </w:rPr>
-        <w:t xml:space="preserve"> Meadows</w:t>
+        <w:t>Hotel Livinns / Periyar Meadows</w:t>
       </w:r>
       <w:r>
         <w:rPr>
@@ -272,26 +216,7 @@
           <w:lang w:val="en-IN"/>
         </w:rPr>
         <w:br/>
-      </w:r>
-      <w:proofErr w:type="spellStart"/>
-      <w:r>
-        <w:rPr>
-          <w:rFonts w:ascii="Arial" w:hAnsi="Arial" w:cs="Arial"/>
-          <w:sz w:val="20"/>
-          <w:szCs w:val="20"/>
-          <w:lang w:val="en-IN"/>
-        </w:rPr>
-        <w:t>Aurum</w:t>
-      </w:r>
-      <w:proofErr w:type="spellEnd"/>
-      <w:r>
-        <w:rPr>
-          <w:rFonts w:ascii="Arial" w:hAnsi="Arial" w:cs="Arial"/>
-          <w:sz w:val="20"/>
-          <w:szCs w:val="20"/>
-          <w:lang w:val="en-IN"/>
-        </w:rPr>
-        <w:t xml:space="preserve"> Resort / Lake N Hills Resort / Arbor Resort / Misty Lake Resort</w:t>
+        <w:t>Aurum Resort / Lake N Hills Resort / Arbor Resort / Misty Lake Resort</w:t>
       </w:r>
       <w:r>
         <w:rPr>
@@ -344,47 +269,7 @@
           <w:lang w:val="en-IN"/>
         </w:rPr>
         <w:br/>
-        <w:t xml:space="preserve">Arrival at Cochin Airport, meet and proceed to Munnar. Enroute visit </w:t>
-      </w:r>
-      <w:proofErr w:type="spellStart"/>
-      <w:r>
-        <w:rPr>
-          <w:rFonts w:ascii="Arial" w:hAnsi="Arial" w:cs="Arial"/>
-          <w:sz w:val="20"/>
-          <w:szCs w:val="20"/>
-          <w:lang w:val="en-IN"/>
-        </w:rPr>
-        <w:t>Cheyyappara</w:t>
-      </w:r>
-      <w:proofErr w:type="spellEnd"/>
-      <w:r>
-        <w:rPr>
-          <w:rFonts w:ascii="Arial" w:hAnsi="Arial" w:cs="Arial"/>
-          <w:sz w:val="20"/>
-          <w:szCs w:val="20"/>
-          <w:lang w:val="en-IN"/>
-        </w:rPr>
-        <w:t xml:space="preserve"> Waterfalls, </w:t>
-      </w:r>
-      <w:proofErr w:type="spellStart"/>
-      <w:r>
-        <w:rPr>
-          <w:rFonts w:ascii="Arial" w:hAnsi="Arial" w:cs="Arial"/>
-          <w:sz w:val="20"/>
-          <w:szCs w:val="20"/>
-          <w:lang w:val="en-IN"/>
-        </w:rPr>
-        <w:t>Valara</w:t>
-      </w:r>
-      <w:proofErr w:type="spellEnd"/>
-      <w:r>
-        <w:rPr>
-          <w:rFonts w:ascii="Arial" w:hAnsi="Arial" w:cs="Arial"/>
-          <w:sz w:val="20"/>
-          <w:szCs w:val="20"/>
-          <w:lang w:val="en-IN"/>
-        </w:rPr>
-        <w:t xml:space="preserve"> Waterfalls, and tea plantations. On arrival, check-in at hotel and relax. Overnight stay in Munnar.</w:t>
+        <w:t>Arrival at Cochin Airport, meet and proceed to Munnar. Enroute visit Cheyyappara Waterfalls, Valara Waterfalls, and tea plantations. On arrival, check-in at hotel and relax. Overnight stay in Munnar.</w:t>
       </w:r>
     </w:p>
     <w:p>
@@ -415,67 +300,7 @@
           <w:lang w:val="en-IN"/>
         </w:rPr>
         <w:br/>
-        <w:t xml:space="preserve">After breakfast, proceed for sightseeing covering Flower Garden, Photo Point, </w:t>
-      </w:r>
-      <w:proofErr w:type="spellStart"/>
-      <w:r>
-        <w:rPr>
-          <w:rFonts w:ascii="Arial" w:hAnsi="Arial" w:cs="Arial"/>
-          <w:sz w:val="20"/>
-          <w:szCs w:val="20"/>
-          <w:lang w:val="en-IN"/>
-        </w:rPr>
-        <w:t>Mattupetty</w:t>
-      </w:r>
-      <w:proofErr w:type="spellEnd"/>
-      <w:r>
-        <w:rPr>
-          <w:rFonts w:ascii="Arial" w:hAnsi="Arial" w:cs="Arial"/>
-          <w:sz w:val="20"/>
-          <w:szCs w:val="20"/>
-          <w:lang w:val="en-IN"/>
-        </w:rPr>
-        <w:t xml:space="preserve"> Dam, Echo Point, </w:t>
-      </w:r>
-      <w:proofErr w:type="spellStart"/>
-      <w:r>
-        <w:rPr>
-          <w:rFonts w:ascii="Arial" w:hAnsi="Arial" w:cs="Arial"/>
-          <w:sz w:val="20"/>
-          <w:szCs w:val="20"/>
-          <w:lang w:val="en-IN"/>
-        </w:rPr>
-        <w:t>Eravikulam</w:t>
-      </w:r>
-      <w:proofErr w:type="spellEnd"/>
-      <w:r>
-        <w:rPr>
-          <w:rFonts w:ascii="Arial" w:hAnsi="Arial" w:cs="Arial"/>
-          <w:sz w:val="20"/>
-          <w:szCs w:val="20"/>
-          <w:lang w:val="en-IN"/>
-        </w:rPr>
-        <w:t xml:space="preserve"> National Park (subject to availability), </w:t>
-      </w:r>
-      <w:proofErr w:type="spellStart"/>
-      <w:r>
-        <w:rPr>
-          <w:rFonts w:ascii="Arial" w:hAnsi="Arial" w:cs="Arial"/>
-          <w:sz w:val="20"/>
-          <w:szCs w:val="20"/>
-          <w:lang w:val="en-IN"/>
-        </w:rPr>
-        <w:t>Anamudi</w:t>
-      </w:r>
-      <w:proofErr w:type="spellEnd"/>
-      <w:r>
-        <w:rPr>
-          <w:rFonts w:ascii="Arial" w:hAnsi="Arial" w:cs="Arial"/>
-          <w:sz w:val="20"/>
-          <w:szCs w:val="20"/>
-          <w:lang w:val="en-IN"/>
-        </w:rPr>
-        <w:t xml:space="preserve"> Hills, and Blossom Park. Return to hotel. Overnight stay in Munnar.</w:t>
+        <w:t>After breakfast, proceed for sightseeing covering Flower Garden, Photo Point, Mattupetty Dam, Echo Point, Eravikulam National Park (subject to availability), Anamudi Hills, and Blossom Park. Return to hotel. Overnight stay in Munnar.</w:t>
       </w:r>
     </w:p>
     <w:p>
@@ -496,9 +321,28 @@
           <w:szCs w:val="20"/>
           <w:lang w:val="en-IN"/>
         </w:rPr>
-        <w:t xml:space="preserve">Day 03: Munnar – </w:t>
-      </w:r>
-      <w:proofErr w:type="spellStart"/>
+        <w:t>Day 03: Munnar – Thekkady</w:t>
+      </w:r>
+      <w:r>
+        <w:rPr>
+          <w:rFonts w:ascii="Arial" w:hAnsi="Arial" w:cs="Arial"/>
+          <w:sz w:val="20"/>
+          <w:szCs w:val="20"/>
+          <w:lang w:val="en-IN"/>
+        </w:rPr>
+        <w:br/>
+        <w:t>After breakfast, check-out and proceed to Thekkady. Visit Periyar Wildlife Sanctuary, Periyar Lake (boating optional), spice plantations, and enjoy optional cultural shows like Kathakali and Kalaripayattu. Overnight stay in Thekkady.</w:t>
+      </w:r>
+    </w:p>
+    <w:p>
+      <w:pPr>
+        <w:rPr>
+          <w:rFonts w:ascii="Arial" w:hAnsi="Arial" w:cs="Arial"/>
+          <w:sz w:val="20"/>
+          <w:szCs w:val="20"/>
+          <w:lang w:val="en-IN"/>
+        </w:rPr>
+      </w:pPr>
       <w:r>
         <w:rPr>
           <w:rFonts w:ascii="Arial" w:hAnsi="Arial" w:cs="Arial"/>
@@ -508,118 +352,17 @@
           <w:szCs w:val="20"/>
           <w:lang w:val="en-IN"/>
         </w:rPr>
-        <w:t>Thekkady</w:t>
-      </w:r>
-      <w:proofErr w:type="spellEnd"/>
-      <w:r>
-        <w:rPr>
-          <w:rFonts w:ascii="Arial" w:hAnsi="Arial" w:cs="Arial"/>
-          <w:sz w:val="20"/>
-          <w:szCs w:val="20"/>
-          <w:lang w:val="en-IN"/>
-        </w:rPr>
-        <w:br/>
-        <w:t xml:space="preserve">After breakfast, check-out and proceed to </w:t>
-      </w:r>
-      <w:proofErr w:type="spellStart"/>
-      <w:r>
-        <w:rPr>
-          <w:rFonts w:ascii="Arial" w:hAnsi="Arial" w:cs="Arial"/>
-          <w:sz w:val="20"/>
-          <w:szCs w:val="20"/>
-          <w:lang w:val="en-IN"/>
-        </w:rPr>
-        <w:t>Thekkady</w:t>
-      </w:r>
-      <w:proofErr w:type="spellEnd"/>
-      <w:r>
-        <w:rPr>
-          <w:rFonts w:ascii="Arial" w:hAnsi="Arial" w:cs="Arial"/>
-          <w:sz w:val="20"/>
-          <w:szCs w:val="20"/>
-          <w:lang w:val="en-IN"/>
-        </w:rPr>
-        <w:t xml:space="preserve">. Visit </w:t>
-      </w:r>
-      <w:proofErr w:type="spellStart"/>
-      <w:r>
-        <w:rPr>
-          <w:rFonts w:ascii="Arial" w:hAnsi="Arial" w:cs="Arial"/>
-          <w:sz w:val="20"/>
-          <w:szCs w:val="20"/>
-          <w:lang w:val="en-IN"/>
-        </w:rPr>
-        <w:t>Periyar</w:t>
-      </w:r>
-      <w:proofErr w:type="spellEnd"/>
-      <w:r>
-        <w:rPr>
-          <w:rFonts w:ascii="Arial" w:hAnsi="Arial" w:cs="Arial"/>
-          <w:sz w:val="20"/>
-          <w:szCs w:val="20"/>
-          <w:lang w:val="en-IN"/>
-        </w:rPr>
-        <w:t xml:space="preserve"> Wildlife Sanctuary, </w:t>
-      </w:r>
-      <w:proofErr w:type="spellStart"/>
-      <w:r>
-        <w:rPr>
-          <w:rFonts w:ascii="Arial" w:hAnsi="Arial" w:cs="Arial"/>
-          <w:sz w:val="20"/>
-          <w:szCs w:val="20"/>
-          <w:lang w:val="en-IN"/>
-        </w:rPr>
-        <w:t>Periyar</w:t>
-      </w:r>
-      <w:proofErr w:type="spellEnd"/>
-      <w:r>
-        <w:rPr>
-          <w:rFonts w:ascii="Arial" w:hAnsi="Arial" w:cs="Arial"/>
-          <w:sz w:val="20"/>
-          <w:szCs w:val="20"/>
-          <w:lang w:val="en-IN"/>
-        </w:rPr>
-        <w:t xml:space="preserve"> Lake (boating optional), spice plantations, and enjoy optional cultural shows like Kathakali and </w:t>
-      </w:r>
-      <w:proofErr w:type="spellStart"/>
-      <w:r>
-        <w:rPr>
-          <w:rFonts w:ascii="Arial" w:hAnsi="Arial" w:cs="Arial"/>
-          <w:sz w:val="20"/>
-          <w:szCs w:val="20"/>
-          <w:lang w:val="en-IN"/>
-        </w:rPr>
-        <w:t>Kalaripayattu</w:t>
-      </w:r>
-      <w:proofErr w:type="spellEnd"/>
-      <w:r>
-        <w:rPr>
-          <w:rFonts w:ascii="Arial" w:hAnsi="Arial" w:cs="Arial"/>
-          <w:sz w:val="20"/>
-          <w:szCs w:val="20"/>
-          <w:lang w:val="en-IN"/>
-        </w:rPr>
-        <w:t xml:space="preserve">. Overnight stay in </w:t>
-      </w:r>
-      <w:proofErr w:type="spellStart"/>
-      <w:r>
-        <w:rPr>
-          <w:rFonts w:ascii="Arial" w:hAnsi="Arial" w:cs="Arial"/>
-          <w:sz w:val="20"/>
-          <w:szCs w:val="20"/>
-          <w:lang w:val="en-IN"/>
-        </w:rPr>
-        <w:t>Thekkady</w:t>
-      </w:r>
-      <w:proofErr w:type="spellEnd"/>
-      <w:r>
-        <w:rPr>
-          <w:rFonts w:ascii="Arial" w:hAnsi="Arial" w:cs="Arial"/>
-          <w:sz w:val="20"/>
-          <w:szCs w:val="20"/>
-          <w:lang w:val="en-IN"/>
-        </w:rPr>
-        <w:t>.</w:t>
+        <w:t>Day 04: Thekkady – Vagamon</w:t>
+      </w:r>
+      <w:r>
+        <w:rPr>
+          <w:rFonts w:ascii="Arial" w:hAnsi="Arial" w:cs="Arial"/>
+          <w:sz w:val="20"/>
+          <w:szCs w:val="20"/>
+          <w:lang w:val="en-IN"/>
+        </w:rPr>
+        <w:br/>
+        <w:t>After breakfast, check-out and proceed to Vagamon. Explore Vagamon Meadows, Pine Forest, and scenic hill views. Enjoy the peaceful surroundings and optional activities. Overnight stay in Vagamon.</w:t>
       </w:r>
     </w:p>
     <w:p>
@@ -640,189 +383,17 @@
           <w:szCs w:val="20"/>
           <w:lang w:val="en-IN"/>
         </w:rPr>
-        <w:t xml:space="preserve">Day 04: </w:t>
-      </w:r>
-      <w:proofErr w:type="spellStart"/>
-      <w:r>
-        <w:rPr>
-          <w:rFonts w:ascii="Arial" w:hAnsi="Arial" w:cs="Arial"/>
-          <w:b/>
-          <w:bCs/>
-          <w:sz w:val="20"/>
-          <w:szCs w:val="20"/>
-          <w:lang w:val="en-IN"/>
-        </w:rPr>
-        <w:t>Thekkady</w:t>
-      </w:r>
-      <w:proofErr w:type="spellEnd"/>
-      <w:r>
-        <w:rPr>
-          <w:rFonts w:ascii="Arial" w:hAnsi="Arial" w:cs="Arial"/>
-          <w:b/>
-          <w:bCs/>
-          <w:sz w:val="20"/>
-          <w:szCs w:val="20"/>
-          <w:lang w:val="en-IN"/>
-        </w:rPr>
-        <w:t xml:space="preserve"> – </w:t>
-      </w:r>
-      <w:proofErr w:type="spellStart"/>
-      <w:r>
-        <w:rPr>
-          <w:rFonts w:ascii="Arial" w:hAnsi="Arial" w:cs="Arial"/>
-          <w:b/>
-          <w:bCs/>
-          <w:sz w:val="20"/>
-          <w:szCs w:val="20"/>
-          <w:lang w:val="en-IN"/>
-        </w:rPr>
-        <w:t>Vagamon</w:t>
-      </w:r>
-      <w:proofErr w:type="spellEnd"/>
-      <w:r>
-        <w:rPr>
-          <w:rFonts w:ascii="Arial" w:hAnsi="Arial" w:cs="Arial"/>
-          <w:sz w:val="20"/>
-          <w:szCs w:val="20"/>
-          <w:lang w:val="en-IN"/>
-        </w:rPr>
-        <w:br/>
-        <w:t xml:space="preserve">After breakfast, check-out and proceed to </w:t>
-      </w:r>
-      <w:proofErr w:type="spellStart"/>
-      <w:r>
-        <w:rPr>
-          <w:rFonts w:ascii="Arial" w:hAnsi="Arial" w:cs="Arial"/>
-          <w:sz w:val="20"/>
-          <w:szCs w:val="20"/>
-          <w:lang w:val="en-IN"/>
-        </w:rPr>
-        <w:t>Vagamon</w:t>
-      </w:r>
-      <w:proofErr w:type="spellEnd"/>
-      <w:r>
-        <w:rPr>
-          <w:rFonts w:ascii="Arial" w:hAnsi="Arial" w:cs="Arial"/>
-          <w:sz w:val="20"/>
-          <w:szCs w:val="20"/>
-          <w:lang w:val="en-IN"/>
-        </w:rPr>
-        <w:t xml:space="preserve">. Explore </w:t>
-      </w:r>
-      <w:proofErr w:type="spellStart"/>
-      <w:r>
-        <w:rPr>
-          <w:rFonts w:ascii="Arial" w:hAnsi="Arial" w:cs="Arial"/>
-          <w:sz w:val="20"/>
-          <w:szCs w:val="20"/>
-          <w:lang w:val="en-IN"/>
-        </w:rPr>
-        <w:t>Vagamon</w:t>
-      </w:r>
-      <w:proofErr w:type="spellEnd"/>
-      <w:r>
-        <w:rPr>
-          <w:rFonts w:ascii="Arial" w:hAnsi="Arial" w:cs="Arial"/>
-          <w:sz w:val="20"/>
-          <w:szCs w:val="20"/>
-          <w:lang w:val="en-IN"/>
-        </w:rPr>
-        <w:t xml:space="preserve"> Meadows, Pine Forest, and scenic hill views. Enjoy the peaceful surroundings and optional activities. Overnight stay in </w:t>
-      </w:r>
-      <w:proofErr w:type="spellStart"/>
-      <w:r>
-        <w:rPr>
-          <w:rFonts w:ascii="Arial" w:hAnsi="Arial" w:cs="Arial"/>
-          <w:sz w:val="20"/>
-          <w:szCs w:val="20"/>
-          <w:lang w:val="en-IN"/>
-        </w:rPr>
-        <w:t>Vagamon</w:t>
-      </w:r>
-      <w:proofErr w:type="spellEnd"/>
-      <w:r>
-        <w:rPr>
-          <w:rFonts w:ascii="Arial" w:hAnsi="Arial" w:cs="Arial"/>
-          <w:sz w:val="20"/>
-          <w:szCs w:val="20"/>
-          <w:lang w:val="en-IN"/>
-        </w:rPr>
-        <w:t>.</w:t>
-      </w:r>
-    </w:p>
-    <w:p>
-      <w:pPr>
-        <w:rPr>
-          <w:rFonts w:ascii="Arial" w:hAnsi="Arial" w:cs="Arial"/>
-          <w:sz w:val="20"/>
-          <w:szCs w:val="20"/>
-          <w:lang w:val="en-IN"/>
-        </w:rPr>
-      </w:pPr>
-      <w:r>
-        <w:rPr>
-          <w:rFonts w:ascii="Arial" w:hAnsi="Arial" w:cs="Arial"/>
-          <w:b/>
-          <w:bCs/>
-          <w:sz w:val="20"/>
-          <w:szCs w:val="20"/>
-          <w:lang w:val="en-IN"/>
-        </w:rPr>
-        <w:t xml:space="preserve">Day 05: </w:t>
-      </w:r>
-      <w:proofErr w:type="spellStart"/>
-      <w:r>
-        <w:rPr>
-          <w:rFonts w:ascii="Arial" w:hAnsi="Arial" w:cs="Arial"/>
-          <w:b/>
-          <w:bCs/>
-          <w:sz w:val="20"/>
-          <w:szCs w:val="20"/>
-          <w:lang w:val="en-IN"/>
-        </w:rPr>
-        <w:t>Vagamon</w:t>
-      </w:r>
-      <w:proofErr w:type="spellEnd"/>
-      <w:r>
-        <w:rPr>
-          <w:rFonts w:ascii="Arial" w:hAnsi="Arial" w:cs="Arial"/>
-          <w:b/>
-          <w:bCs/>
-          <w:sz w:val="20"/>
-          <w:szCs w:val="20"/>
-          <w:lang w:val="en-IN"/>
-        </w:rPr>
-        <w:t xml:space="preserve"> – Alleppey</w:t>
-      </w:r>
-      <w:r>
-        <w:rPr>
-          <w:rFonts w:ascii="Arial" w:hAnsi="Arial" w:cs="Arial"/>
-          <w:sz w:val="20"/>
-          <w:szCs w:val="20"/>
-          <w:lang w:val="en-IN"/>
-        </w:rPr>
-        <w:br/>
-        <w:t xml:space="preserve">After breakfast, check-out and proceed to Alleppey. Experience the backwaters with an optional houseboat stay, enjoying views of paddy fields, villages, coconut groves, and </w:t>
-      </w:r>
-      <w:proofErr w:type="spellStart"/>
-      <w:r>
-        <w:rPr>
-          <w:rFonts w:ascii="Arial" w:hAnsi="Arial" w:cs="Arial"/>
-          <w:sz w:val="20"/>
-          <w:szCs w:val="20"/>
-          <w:lang w:val="en-IN"/>
-        </w:rPr>
-        <w:t>Vembanad</w:t>
-      </w:r>
-      <w:proofErr w:type="spellEnd"/>
-      <w:r>
-        <w:rPr>
-          <w:rFonts w:ascii="Arial" w:hAnsi="Arial" w:cs="Arial"/>
-          <w:sz w:val="20"/>
-          <w:szCs w:val="20"/>
-          <w:lang w:val="en-IN"/>
-        </w:rPr>
-        <w:t xml:space="preserve"> Lake. Overnight stay at houseboat or hotel.</w:t>
+        <w:t>Day 05: Vagamon – Alleppey</w:t>
+      </w:r>
+      <w:r>
+        <w:rPr>
+          <w:rFonts w:ascii="Arial" w:hAnsi="Arial" w:cs="Arial"/>
+          <w:sz w:val="20"/>
+          <w:szCs w:val="20"/>
+          <w:lang w:val="en-IN"/>
+        </w:rPr>
+        <w:br/>
+        <w:t>After breakfast, check-out and proceed to Alleppey. Experience the backwaters with an optional houseboat stay, enjoying views of paddy fields, villages, coconut groves, and Vembanad Lake. Overnight stay at houseboat or hotel.</w:t>
       </w:r>
     </w:p>
     <w:p>
@@ -924,47 +495,7 @@
           <w:lang w:val="en-IN"/>
         </w:rPr>
         <w:br/>
-        <w:t xml:space="preserve">• 02 nights Munnar, 01 night </w:t>
-      </w:r>
-      <w:proofErr w:type="spellStart"/>
-      <w:r>
-        <w:rPr>
-          <w:rFonts w:ascii="Arial" w:hAnsi="Arial" w:cs="Arial"/>
-          <w:sz w:val="20"/>
-          <w:szCs w:val="20"/>
-          <w:lang w:val="en-IN"/>
-        </w:rPr>
-        <w:t>Thekkady</w:t>
-      </w:r>
-      <w:proofErr w:type="spellEnd"/>
-      <w:r>
-        <w:rPr>
-          <w:rFonts w:ascii="Arial" w:hAnsi="Arial" w:cs="Arial"/>
-          <w:sz w:val="20"/>
-          <w:szCs w:val="20"/>
-          <w:lang w:val="en-IN"/>
-        </w:rPr>
-        <w:t xml:space="preserve">, 01 night </w:t>
-      </w:r>
-      <w:proofErr w:type="spellStart"/>
-      <w:r>
-        <w:rPr>
-          <w:rFonts w:ascii="Arial" w:hAnsi="Arial" w:cs="Arial"/>
-          <w:sz w:val="20"/>
-          <w:szCs w:val="20"/>
-          <w:lang w:val="en-IN"/>
-        </w:rPr>
-        <w:t>Vagamon</w:t>
-      </w:r>
-      <w:proofErr w:type="spellEnd"/>
-      <w:r>
-        <w:rPr>
-          <w:rFonts w:ascii="Arial" w:hAnsi="Arial" w:cs="Arial"/>
-          <w:sz w:val="20"/>
-          <w:szCs w:val="20"/>
-          <w:lang w:val="en-IN"/>
-        </w:rPr>
-        <w:t>, 01 night Alleppey</w:t>
+        <w:t>• 02 nights Munnar, 01 night Thekkady, 01 night Vagamon, 01 night Alleppey</w:t>
       </w:r>
       <w:r>
         <w:rPr>
@@ -1024,27 +555,8 @@
           <w:szCs w:val="20"/>
           <w:lang w:val="en-IN"/>
         </w:rPr>
-        <w:t xml:space="preserve">• 05 </w:t>
-      </w:r>
-      <w:proofErr w:type="spellStart"/>
-      <w:r>
-        <w:rPr>
-          <w:rFonts w:ascii="Arial" w:hAnsi="Arial" w:cs="Arial"/>
-          <w:sz w:val="20"/>
-          <w:szCs w:val="20"/>
-          <w:lang w:val="en-IN"/>
-        </w:rPr>
-        <w:t>nights</w:t>
-      </w:r>
-      <w:proofErr w:type="spellEnd"/>
-      <w:r>
-        <w:rPr>
-          <w:rFonts w:ascii="Arial" w:hAnsi="Arial" w:cs="Arial"/>
-          <w:sz w:val="20"/>
-          <w:szCs w:val="20"/>
-          <w:lang w:val="en-IN"/>
-        </w:rPr>
-        <w:t xml:space="preserve"> accommodation</w:t>
+        <w:lastRenderedPageBreak/>
+        <w:t>• 05 nights accommodation</w:t>
       </w:r>
       <w:r>
         <w:rPr>
@@ -1064,15 +576,6 @@
           <w:lang w:val="en-IN"/>
         </w:rPr>
         <w:br/>
-      </w:r>
-      <w:r>
-        <w:rPr>
-          <w:rFonts w:ascii="Arial" w:hAnsi="Arial" w:cs="Arial"/>
-          <w:sz w:val="20"/>
-          <w:szCs w:val="20"/>
-          <w:lang w:val="en-IN"/>
-        </w:rPr>
-        <w:lastRenderedPageBreak/>
         <w:t>• All meals in houseboat (AP)</w:t>
       </w:r>
       <w:r>
@@ -1244,7 +747,7 @@
 </file>
 
 <file path=word/styles.xml><?xml version="1.0" encoding="utf-8"?>
-<w:styles xmlns:mc="http://schemas.openxmlformats.org/markup-compatibility/2006" xmlns:r="http://schemas.openxmlformats.org/officeDocument/2006/relationships" xmlns:w="http://schemas.openxmlformats.org/wordprocessingml/2006/main" xmlns:w14="http://schemas.microsoft.com/office/word/2010/wordml" xmlns:w15="http://schemas.microsoft.com/office/word/2012/wordml" xmlns:w16cex="http://schemas.microsoft.com/office/word/2018/wordml/cex" xmlns:w16cid="http://schemas.microsoft.com/office/word/2016/wordml/cid" xmlns:w16="http://schemas.microsoft.com/office/word/2018/wordml" xmlns:w16du="http://schemas.microsoft.com/office/word/2023/wordml/word16du" xmlns:w16sdtdh="http://schemas.microsoft.com/office/word/2020/wordml/sdtdatahash" xmlns:w16sdtfl="http://schemas.microsoft.com/office/word/2024/wordml/sdtformatlock" xmlns:w16se="http://schemas.microsoft.com/office/word/2015/wordml/symex" mc:Ignorable="w14 w15 w16se w16cid w16 w16cex w16sdtdh w16sdtfl w16du">
+<w:styles xmlns:mc="http://schemas.openxmlformats.org/markup-compatibility/2006" xmlns:r="http://schemas.openxmlformats.org/officeDocument/2006/relationships" xmlns:w="http://schemas.openxmlformats.org/wordprocessingml/2006/main" xmlns:w14="http://schemas.microsoft.com/office/word/2010/wordml" xmlns:w15="http://schemas.microsoft.com/office/word/2012/wordml" xmlns:w16cid="http://schemas.microsoft.com/office/word/2016/wordml/cid" xmlns:w16se="http://schemas.microsoft.com/office/word/2015/wordml/symex" mc:Ignorable="w14 w15 w16se w16cid">
   <w:docDefaults>
     <w:rPrDefault>
       <w:rPr>
@@ -1260,7 +763,7 @@
       </w:pPr>
     </w:pPrDefault>
   </w:docDefaults>
-  <w:latentStyles w:defLockedState="0" w:defUIPriority="99" w:defSemiHidden="0" w:defUnhideWhenUsed="0" w:defQFormat="0" w:count="376">
+  <w:latentStyles w:defLockedState="0" w:defUIPriority="99" w:defSemiHidden="0" w:defUnhideWhenUsed="0" w:defQFormat="0" w:count="375">
     <w:lsdException w:name="Normal" w:uiPriority="0" w:qFormat="1"/>
     <w:lsdException w:name="heading 1" w:uiPriority="9" w:qFormat="1"/>
     <w:lsdException w:name="heading 2" w:semiHidden="1" w:uiPriority="9" w:unhideWhenUsed="1" w:qFormat="1"/>
@@ -1636,7 +1139,6 @@
     <w:lsdException w:name="Smart Hyperlink" w:semiHidden="1" w:unhideWhenUsed="1"/>
     <w:lsdException w:name="Hashtag" w:semiHidden="1" w:unhideWhenUsed="1"/>
     <w:lsdException w:name="Unresolved Mention" w:semiHidden="1" w:unhideWhenUsed="1"/>
-    <w:lsdException w:name="Smart Link" w:semiHidden="1" w:unhideWhenUsed="1"/>
   </w:latentStyles>
   <w:style w:type="paragraph" w:default="1" w:styleId="Normal">
     <w:name w:val="Normal"/>
